--- a/public/templates/command-center/Aurixa_Cash_Flow_Net_Position_Report.docx
+++ b/public/templates/command-center/Aurixa_Cash_Flow_Net_Position_Report.docx
@@ -449,7 +449,7 @@
         <w:keepLines/>
         <w:pageBreakBefore w:val="0"/>
         <w:widowControl w:val="1"/>
-        <w:spacing w:before="0" w:after="0" w:line="160" w:lineRule="exact"/>
+        <w:spacing w:before="0" w:after="0" w:line="3912" w:lineRule="exact"/>
       </w:pPr>
       <w:r>
         <w:rPr>
@@ -504,7 +504,7 @@
           </w:tcPr>
           <w:p>
             <w:pPr>
-              <w:keepNext w:val="0"/>
+              <w:keepNext/>
               <w:keepLines/>
               <w:pageBreakBefore w:val="0"/>
               <w:widowControl w:val="1"/>
@@ -545,7 +545,7 @@
           </w:tcPr>
           <w:p>
             <w:pPr>
-              <w:keepNext w:val="0"/>
+              <w:keepNext/>
               <w:keepLines/>
               <w:pageBreakBefore w:val="0"/>
               <w:widowControl w:val="1"/>
@@ -584,7 +584,7 @@
           </w:tcPr>
           <w:p>
             <w:pPr>
-              <w:keepNext w:val="0"/>
+              <w:keepNext/>
               <w:keepLines/>
               <w:pageBreakBefore w:val="0"/>
               <w:widowControl w:val="1"/>
@@ -625,7 +625,7 @@
           </w:tcPr>
           <w:p>
             <w:pPr>
-              <w:keepNext w:val="0"/>
+              <w:keepNext/>
               <w:keepLines/>
               <w:pageBreakBefore w:val="0"/>
               <w:widowControl w:val="1"/>
@@ -670,7 +670,7 @@
           </w:tcPr>
           <w:p>
             <w:pPr>
-              <w:keepNext w:val="0"/>
+              <w:keepNext/>
               <w:keepLines/>
               <w:pageBreakBefore w:val="0"/>
               <w:widowControl w:val="1"/>
@@ -711,7 +711,7 @@
           </w:tcPr>
           <w:p>
             <w:pPr>
-              <w:keepNext w:val="0"/>
+              <w:keepNext/>
               <w:keepLines/>
               <w:pageBreakBefore w:val="0"/>
               <w:widowControl w:val="1"/>
@@ -750,7 +750,7 @@
           </w:tcPr>
           <w:p>
             <w:pPr>
-              <w:keepNext w:val="0"/>
+              <w:keepNext/>
               <w:keepLines/>
               <w:pageBreakBefore w:val="0"/>
               <w:widowControl w:val="1"/>
@@ -791,7 +791,7 @@
           </w:tcPr>
           <w:p>
             <w:pPr>
-              <w:keepNext w:val="0"/>
+              <w:keepNext/>
               <w:keepLines/>
               <w:pageBreakBefore w:val="0"/>
               <w:widowControl w:val="1"/>
@@ -980,21 +980,9 @@
     </w:tbl>
     <w:p>
       <w:pPr>
-        <w:keepNext w:val="0"/>
-        <w:keepLines/>
-        <w:pageBreakBefore w:val="0"/>
-        <w:widowControl w:val="1"/>
-        <w:spacing w:before="0" w:after="0"/>
-      </w:pPr>
-      <w:r>
-        <w:br w:type="page"/>
-      </w:r>
-    </w:p>
-    <w:p>
-      <w:pPr>
         <w:keepNext/>
         <w:keepLines/>
-        <w:pageBreakBefore w:val="0"/>
+        <w:pageBreakBefore w:val="1"/>
         <w:widowControl w:val="1"/>
         <w:pBdr>
           <w:bottom w:val="single" w:sz="10" w:space="4" w:color="1D6FE0"/>
@@ -8142,7 +8130,7 @@
           </w:tcPr>
           <w:p>
             <w:pPr>
-              <w:keepNext w:val="0"/>
+              <w:keepNext/>
               <w:keepLines/>
               <w:pageBreakBefore w:val="0"/>
               <w:widowControl w:val="1"/>
@@ -8181,7 +8169,7 @@
           </w:tcPr>
           <w:p>
             <w:pPr>
-              <w:keepNext w:val="0"/>
+              <w:keepNext/>
               <w:keepLines/>
               <w:pageBreakBefore w:val="0"/>
               <w:widowControl w:val="1"/>
@@ -8221,7 +8209,7 @@
           </w:tcPr>
           <w:p>
             <w:pPr>
-              <w:keepNext w:val="0"/>
+              <w:keepNext/>
               <w:keepLines/>
               <w:pageBreakBefore w:val="0"/>
               <w:widowControl w:val="1"/>
@@ -8261,7 +8249,7 @@
           </w:tcPr>
           <w:p>
             <w:pPr>
-              <w:keepNext w:val="0"/>
+              <w:keepNext/>
               <w:keepLines/>
               <w:pageBreakBefore w:val="0"/>
               <w:widowControl w:val="1"/>
@@ -8301,7 +8289,7 @@
           </w:tcPr>
           <w:p>
             <w:pPr>
-              <w:keepNext w:val="0"/>
+              <w:keepNext/>
               <w:keepLines/>
               <w:pageBreakBefore w:val="0"/>
               <w:widowControl w:val="1"/>
@@ -8341,7 +8329,7 @@
           </w:tcPr>
           <w:p>
             <w:pPr>
-              <w:keepNext w:val="0"/>
+              <w:keepNext/>
               <w:keepLines/>
               <w:pageBreakBefore w:val="0"/>
               <w:widowControl w:val="1"/>
@@ -8381,7 +8369,7 @@
           </w:tcPr>
           <w:p>
             <w:pPr>
-              <w:keepNext w:val="0"/>
+              <w:keepNext/>
               <w:keepLines/>
               <w:pageBreakBefore w:val="0"/>
               <w:widowControl w:val="1"/>
@@ -8421,7 +8409,7 @@
           </w:tcPr>
           <w:p>
             <w:pPr>
-              <w:keepNext w:val="0"/>
+              <w:keepNext/>
               <w:keepLines/>
               <w:pageBreakBefore w:val="0"/>
               <w:widowControl w:val="1"/>
@@ -8461,7 +8449,7 @@
           </w:tcPr>
           <w:p>
             <w:pPr>
-              <w:keepNext w:val="0"/>
+              <w:keepNext/>
               <w:keepLines/>
               <w:pageBreakBefore w:val="0"/>
               <w:widowControl w:val="1"/>
@@ -8501,7 +8489,7 @@
           </w:tcPr>
           <w:p>
             <w:pPr>
-              <w:keepNext w:val="0"/>
+              <w:keepNext/>
               <w:keepLines/>
               <w:pageBreakBefore w:val="0"/>
               <w:widowControl w:val="1"/>
@@ -8541,7 +8529,7 @@
           </w:tcPr>
           <w:p>
             <w:pPr>
-              <w:keepNext w:val="0"/>
+              <w:keepNext/>
               <w:keepLines/>
               <w:pageBreakBefore w:val="0"/>
               <w:widowControl w:val="1"/>
@@ -8721,7 +8709,7 @@
           </w:tcPr>
           <w:p>
             <w:pPr>
-              <w:keepNext w:val="0"/>
+              <w:keepNext/>
               <w:keepLines/>
               <w:pageBreakBefore w:val="0"/>
               <w:widowControl w:val="1"/>
@@ -8835,7 +8823,11 @@
               </w:tc>
             </w:tr>
           </w:tbl>
-          <w:p/>
+          <w:p>
+            <w:pPr>
+              <w:keepNext/>
+            </w:pPr>
+          </w:p>
         </w:tc>
         <w:tc>
           <w:tcPr>
@@ -8856,7 +8848,7 @@
           </w:tcPr>
           <w:p>
             <w:pPr>
-              <w:keepNext w:val="0"/>
+              <w:keepNext/>
               <w:keepLines/>
               <w:pageBreakBefore w:val="0"/>
               <w:widowControl w:val="1"/>
@@ -8901,7 +8893,7 @@
           </w:tcPr>
           <w:p>
             <w:pPr>
-              <w:keepNext w:val="0"/>
+              <w:keepNext/>
               <w:keepLines/>
               <w:pageBreakBefore w:val="0"/>
               <w:widowControl w:val="1"/>
@@ -9015,7 +9007,11 @@
               </w:tc>
             </w:tr>
           </w:tbl>
-          <w:p/>
+          <w:p>
+            <w:pPr>
+              <w:keepNext/>
+            </w:pPr>
+          </w:p>
         </w:tc>
         <w:tc>
           <w:tcPr>
@@ -9036,7 +9032,7 @@
           </w:tcPr>
           <w:p>
             <w:pPr>
-              <w:keepNext w:val="0"/>
+              <w:keepNext/>
               <w:keepLines/>
               <w:pageBreakBefore w:val="0"/>
               <w:widowControl w:val="1"/>
@@ -9081,7 +9077,7 @@
           </w:tcPr>
           <w:p>
             <w:pPr>
-              <w:keepNext w:val="0"/>
+              <w:keepNext/>
               <w:keepLines/>
               <w:pageBreakBefore w:val="0"/>
               <w:widowControl w:val="1"/>
@@ -9195,7 +9191,11 @@
               </w:tc>
             </w:tr>
           </w:tbl>
-          <w:p/>
+          <w:p>
+            <w:pPr>
+              <w:keepNext/>
+            </w:pPr>
+          </w:p>
         </w:tc>
         <w:tc>
           <w:tcPr>
@@ -9216,7 +9216,7 @@
           </w:tcPr>
           <w:p>
             <w:pPr>
-              <w:keepNext w:val="0"/>
+              <w:keepNext/>
               <w:keepLines/>
               <w:pageBreakBefore w:val="0"/>
               <w:widowControl w:val="1"/>
@@ -9261,7 +9261,7 @@
           </w:tcPr>
           <w:p>
             <w:pPr>
-              <w:keepNext w:val="0"/>
+              <w:keepNext/>
               <w:keepLines/>
               <w:pageBreakBefore w:val="0"/>
               <w:widowControl w:val="1"/>
@@ -9375,7 +9375,11 @@
               </w:tc>
             </w:tr>
           </w:tbl>
-          <w:p/>
+          <w:p>
+            <w:pPr>
+              <w:keepNext/>
+            </w:pPr>
+          </w:p>
         </w:tc>
         <w:tc>
           <w:tcPr>
@@ -9396,7 +9400,7 @@
           </w:tcPr>
           <w:p>
             <w:pPr>
-              <w:keepNext w:val="0"/>
+              <w:keepNext/>
               <w:keepLines/>
               <w:pageBreakBefore w:val="0"/>
               <w:widowControl w:val="1"/>
@@ -9441,7 +9445,7 @@
           </w:tcPr>
           <w:p>
             <w:pPr>
-              <w:keepNext w:val="0"/>
+              <w:keepNext/>
               <w:keepLines/>
               <w:pageBreakBefore w:val="0"/>
               <w:widowControl w:val="1"/>
@@ -9555,7 +9559,11 @@
               </w:tc>
             </w:tr>
           </w:tbl>
-          <w:p/>
+          <w:p>
+            <w:pPr>
+              <w:keepNext/>
+            </w:pPr>
+          </w:p>
         </w:tc>
         <w:tc>
           <w:tcPr>
@@ -9576,7 +9584,7 @@
           </w:tcPr>
           <w:p>
             <w:pPr>
-              <w:keepNext w:val="0"/>
+              <w:keepNext/>
               <w:keepLines/>
               <w:pageBreakBefore w:val="0"/>
               <w:widowControl w:val="1"/>
@@ -11081,21 +11089,9 @@
     </w:tbl>
     <w:p>
       <w:pPr>
-        <w:keepNext w:val="0"/>
-        <w:keepLines/>
-        <w:pageBreakBefore w:val="0"/>
-        <w:widowControl w:val="1"/>
-        <w:spacing w:before="0" w:after="0"/>
-      </w:pPr>
-      <w:r>
-        <w:br w:type="page"/>
-      </w:r>
-    </w:p>
-    <w:p>
-      <w:pPr>
         <w:keepNext/>
         <w:keepLines/>
-        <w:pageBreakBefore w:val="0"/>
+        <w:pageBreakBefore w:val="1"/>
         <w:widowControl w:val="1"/>
         <w:pBdr>
           <w:bottom w:val="single" w:sz="10" w:space="4" w:color="1D6FE0"/>
